--- a/워드/B1_학생용_워크북.docx
+++ b/워드/B1_학생용_워크북.docx
@@ -2664,7 +2664,7 @@
           <w:b w:val="0"/>
           <w:sz w:val="20"/>
         </w:rPr>
-        <w:t>☐  질문 5개를 받았다</w:t>
+        <w:t>☐  AI가 준 질문을 기록 칸에 붙여넣었다</w:t>
       </w:r>
     </w:p>
     <w:p>
@@ -2678,7 +2678,7 @@
           <w:b w:val="0"/>
           <w:sz w:val="20"/>
         </w:rPr>
-        <w:t>☐  그중 내가 생각하지 못했던 질문이 1개 이상 있다</w:t>
+        <w:t>☐  그중 내가 생각하지 못했던 질문이 있는지 확인했다 (없으면 ‘없음’이라고 적었다)</w:t>
       </w:r>
     </w:p>
     <w:p>
@@ -2692,7 +2692,7 @@
           <w:b w:val="0"/>
           <w:sz w:val="20"/>
         </w:rPr>
-        <w:t>☐  ‘무엇을 빼도 되는가’ 관련 질문이 있다</w:t>
+        <w:t>☐  ‘무엇을 빼도 되는가’ 관련 질문이 있는지 확인했다 (없으면 다시 요청했다)</w:t>
       </w:r>
     </w:p>
     <w:p>
@@ -3780,7 +3780,7 @@
           <w:b w:val="0"/>
           <w:sz w:val="20"/>
         </w:rPr>
-        <w:t>☐  문장 없이 장 제목만 받았다</w:t>
+        <w:t>☐  문장 없이 장 제목만 받았는지 확인했다 (다른 것이 딸려 왔으면 다시 요청했다)</w:t>
       </w:r>
     </w:p>
     <w:p>
@@ -3808,7 +3808,7 @@
           <w:b w:val="0"/>
           <w:sz w:val="20"/>
         </w:rPr>
-        <w:t>☐  마지막 장에 ‘기억할 한 문장’이 있다</w:t>
+        <w:t>☐  마지막 장에 ‘기억할 한 문장’이 있는지 확인했다 (없으면 다시 요청했다)</w:t>
       </w:r>
     </w:p>
     <w:p>
@@ -5167,7 +5167,7 @@
           <w:b w:val="0"/>
           <w:sz w:val="20"/>
         </w:rPr>
-        <w:t>☐  [말할 것]이 장마다 있다</w:t>
+        <w:t>☐  [말할 것]이 장마다 있는지 확인했다 (빠진 장이 있으면 채워 달라고 요청했다)</w:t>
       </w:r>
     </w:p>
     <w:p>
@@ -5195,7 +5195,7 @@
           <w:b w:val="0"/>
           <w:sz w:val="20"/>
         </w:rPr>
-        <w:t>☐  [내가 채울 것] 표시가 남아 있다</w:t>
+        <w:t>☐  [내가 채울 것] 표시가 남아 있는지 확인했다 (숫자가 채워져 있으면 다시 요청했다)</w:t>
       </w:r>
     </w:p>
     <w:p>
@@ -6248,7 +6248,7 @@
           <w:b w:val="0"/>
           <w:sz w:val="20"/>
         </w:rPr>
-        <w:t>☐  마지막 장에 ‘기억할 한 문장’이 있다</w:t>
+        <w:t>☐  마지막 장에 ‘기억할 한 문장’이 있는지 확인했다 (없으면 다시 요청했다)</w:t>
       </w:r>
     </w:p>
     <w:p>
@@ -7288,7 +7288,7 @@
           <w:b w:val="0"/>
           <w:sz w:val="20"/>
         </w:rPr>
-        <w:t>☐  5초 판정을 받았다</w:t>
+        <w:t>☐  5초 판정을 받아 읽어 보았다</w:t>
       </w:r>
     </w:p>
     <w:p>
@@ -8320,7 +8320,7 @@
           <w:b w:val="0"/>
           <w:sz w:val="20"/>
         </w:rPr>
-        <w:t>☐  짝과 서로 슬라이드를 바꿔 봤다</w:t>
+        <w:t>☐  슬라이드를 기준에 따라 다시 보았다 (짝과 바꿔 보거나, 혼자면 처음 보는 사람처럼 한 장씩 넘겨 보았다)</w:t>
       </w:r>
     </w:p>
     <w:p>

--- a/워드/B1_학생용_워크북.docx
+++ b/워드/B1_학생용_워크북.docx
@@ -2031,6 +2031,66 @@
         <w:t>▷ 기록 — AI가 말한 ‘성공 조건’ 한 문장을 붙여넣으세요</w:t>
       </w:r>
     </w:p>
+    <w:p>
+      <w:pPr>
+        <w:spacing w:before="0" w:after="0"/>
+        <w:ind w:left="170"/>
+      </w:pPr>
+      <w:r>
+        <w:rPr>
+          <w:rFonts w:ascii="맑은 고딕" w:hAnsi="맑은 고딕" w:eastAsia="맑은 고딕"/>
+          <w:b w:val="0"/>
+          <w:color w:val="9AA4B2"/>
+          <w:sz w:val="18"/>
+        </w:rPr>
+        <w:t>이 발표는                                        하면 성공입니다.</w:t>
+      </w:r>
+    </w:p>
+    <w:p>
+      <w:pPr>
+        <w:spacing w:before="0" w:after="0"/>
+        <w:ind w:left="170"/>
+      </w:pPr>
+      <w:r>
+        <w:rPr>
+          <w:rFonts w:ascii="맑은 고딕" w:hAnsi="맑은 고딕" w:eastAsia="맑은 고딕"/>
+          <w:b w:val="0"/>
+          <w:color w:val="9AA4B2"/>
+          <w:sz w:val="18"/>
+        </w:rPr>
+        <w:t xml:space="preserve"> </w:t>
+      </w:r>
+    </w:p>
+    <w:p>
+      <w:pPr>
+        <w:spacing w:before="0" w:after="0"/>
+        <w:ind w:left="170"/>
+      </w:pPr>
+      <w:r>
+        <w:rPr>
+          <w:rFonts w:ascii="맑은 고딕" w:hAnsi="맑은 고딕" w:eastAsia="맑은 고딕"/>
+          <w:b w:val="0"/>
+          <w:color w:val="9AA4B2"/>
+          <w:sz w:val="18"/>
+        </w:rPr>
+        <w:t>AI가 되물어 온 것 :</w:t>
+      </w:r>
+    </w:p>
+    <w:p>
+      <w:pPr>
+        <w:spacing w:before="0" w:after="0"/>
+        <w:ind w:left="170"/>
+      </w:pPr>
+      <w:r>
+        <w:rPr>
+          <w:rFonts w:ascii="맑은 고딕" w:hAnsi="맑은 고딕" w:eastAsia="맑은 고딕"/>
+          <w:b w:val="0"/>
+          <w:color w:val="9AA4B2"/>
+          <w:sz w:val="18"/>
+        </w:rPr>
+        <w:t>→ 내 답 :</w:t>
+      </w:r>
+    </w:p>
     <w:tbl>
       <w:tblPr>
         <w:tblW w:type="auto" w:w="0"/>
@@ -2042,7 +2102,7 @@
       </w:tblGrid>
       <w:tr>
         <w:trPr>
-          <w:trHeight w:hRule="atLeast" w:val="2041"/>
+          <w:trHeight w:hRule="atLeast" w:val="1247"/>
         </w:trPr>
         <w:tc>
           <w:tcPr>
@@ -2601,6 +2661,36 @@
         <w:t>5.</w:t>
       </w:r>
     </w:p>
+    <w:p>
+      <w:pPr>
+        <w:spacing w:before="0" w:after="0"/>
+        <w:ind w:left="170"/>
+      </w:pPr>
+      <w:r>
+        <w:rPr>
+          <w:rFonts w:ascii="맑은 고딕" w:hAnsi="맑은 고딕" w:eastAsia="맑은 고딕"/>
+          <w:b w:val="0"/>
+          <w:color w:val="9AA4B2"/>
+          <w:sz w:val="18"/>
+        </w:rPr>
+        <w:t xml:space="preserve"> </w:t>
+      </w:r>
+    </w:p>
+    <w:p>
+      <w:pPr>
+        <w:spacing w:before="0" w:after="0"/>
+        <w:ind w:left="170"/>
+      </w:pPr>
+      <w:r>
+        <w:rPr>
+          <w:rFonts w:ascii="맑은 고딕" w:hAnsi="맑은 고딕" w:eastAsia="맑은 고딕"/>
+          <w:b w:val="0"/>
+          <w:color w:val="9AA4B2"/>
+          <w:sz w:val="18"/>
+        </w:rPr>
+        <w:t>→ 이 중에서 내가 바로 답하기 어려운 것 :</w:t>
+      </w:r>
+    </w:p>
     <w:tbl>
       <w:tblPr>
         <w:tblW w:type="auto" w:w="0"/>
@@ -2612,7 +2702,7 @@
       </w:tblGrid>
       <w:tr>
         <w:trPr>
-          <w:trHeight w:hRule="atLeast" w:val="1049"/>
+          <w:trHeight w:hRule="atLeast" w:val="680"/>
         </w:trPr>
         <w:tc>
           <w:tcPr>
@@ -3055,7 +3145,7 @@
           <w:color w:val="9AA4B2"/>
           <w:sz w:val="18"/>
         </w:rPr>
-        <w:t>1) …</w:t>
+        <w:t>1)</w:t>
       </w:r>
     </w:p>
     <w:p>
@@ -3070,7 +3160,97 @@
           <w:color w:val="9AA4B2"/>
           <w:sz w:val="18"/>
         </w:rPr>
-        <w:t>2) …</w:t>
+        <w:t>2)</w:t>
+      </w:r>
+    </w:p>
+    <w:p>
+      <w:pPr>
+        <w:spacing w:before="0" w:after="0"/>
+        <w:ind w:left="170"/>
+      </w:pPr>
+      <w:r>
+        <w:rPr>
+          <w:rFonts w:ascii="맑은 고딕" w:hAnsi="맑은 고딕" w:eastAsia="맑은 고딕"/>
+          <w:b w:val="0"/>
+          <w:color w:val="9AA4B2"/>
+          <w:sz w:val="18"/>
+        </w:rPr>
+        <w:t>3)</w:t>
+      </w:r>
+    </w:p>
+    <w:p>
+      <w:pPr>
+        <w:spacing w:before="0" w:after="0"/>
+        <w:ind w:left="170"/>
+      </w:pPr>
+      <w:r>
+        <w:rPr>
+          <w:rFonts w:ascii="맑은 고딕" w:hAnsi="맑은 고딕" w:eastAsia="맑은 고딕"/>
+          <w:b w:val="0"/>
+          <w:color w:val="9AA4B2"/>
+          <w:sz w:val="18"/>
+        </w:rPr>
+        <w:t>4)</w:t>
+      </w:r>
+    </w:p>
+    <w:p>
+      <w:pPr>
+        <w:spacing w:before="0" w:after="0"/>
+        <w:ind w:left="170"/>
+      </w:pPr>
+      <w:r>
+        <w:rPr>
+          <w:rFonts w:ascii="맑은 고딕" w:hAnsi="맑은 고딕" w:eastAsia="맑은 고딕"/>
+          <w:b w:val="0"/>
+          <w:color w:val="9AA4B2"/>
+          <w:sz w:val="18"/>
+        </w:rPr>
+        <w:t>5)</w:t>
+      </w:r>
+    </w:p>
+    <w:p>
+      <w:pPr>
+        <w:spacing w:before="0" w:after="0"/>
+        <w:ind w:left="170"/>
+      </w:pPr>
+      <w:r>
+        <w:rPr>
+          <w:rFonts w:ascii="맑은 고딕" w:hAnsi="맑은 고딕" w:eastAsia="맑은 고딕"/>
+          <w:b w:val="0"/>
+          <w:color w:val="9AA4B2"/>
+          <w:sz w:val="18"/>
+        </w:rPr>
+        <w:t xml:space="preserve"> </w:t>
+      </w:r>
+    </w:p>
+    <w:p>
+      <w:pPr>
+        <w:spacing w:before="0" w:after="0"/>
+        <w:ind w:left="170"/>
+      </w:pPr>
+      <w:r>
+        <w:rPr>
+          <w:rFonts w:ascii="맑은 고딕" w:hAnsi="맑은 고딕" w:eastAsia="맑은 고딕"/>
+          <w:b w:val="0"/>
+          <w:color w:val="9AA4B2"/>
+          <w:sz w:val="18"/>
+        </w:rPr>
+        <w:t>→ 자료가 없어 ‘자료 없음’이라고 적은 것 :</w:t>
+      </w:r>
+    </w:p>
+    <w:p>
+      <w:pPr>
+        <w:spacing w:before="0" w:after="0"/>
+        <w:ind w:left="170"/>
+      </w:pPr>
+      <w:r>
+        <w:rPr>
+          <w:rFonts w:ascii="맑은 고딕" w:hAnsi="맑은 고딕" w:eastAsia="맑은 고딕"/>
+          <w:b w:val="0"/>
+          <w:color w:val="9AA4B2"/>
+          <w:sz w:val="18"/>
+        </w:rPr>
+        <w:t>→ AI가 알려 준 처리 방법 :</w:t>
       </w:r>
     </w:p>
     <w:tbl>
@@ -3084,7 +3264,7 @@
       </w:tblGrid>
       <w:tr>
         <w:trPr>
-          <w:trHeight w:hRule="atLeast" w:val="1644"/>
+          <w:trHeight w:hRule="atLeast" w:val="680"/>
         </w:trPr>
         <w:tc>
           <w:tcPr>
@@ -5072,7 +5252,7 @@
           <w:color w:val="9AA4B2"/>
           <w:sz w:val="18"/>
         </w:rPr>
-        <w:t>[1장] …</w:t>
+        <w:t>[1장] 제목 —</w:t>
       </w:r>
     </w:p>
     <w:p>
@@ -5087,7 +5267,127 @@
           <w:color w:val="9AA4B2"/>
           <w:sz w:val="18"/>
         </w:rPr>
-        <w:t xml:space="preserve"> · …</w:t>
+        <w:t xml:space="preserve"> · 말할 것 :</w:t>
+      </w:r>
+    </w:p>
+    <w:p>
+      <w:pPr>
+        <w:spacing w:before="0" w:after="0"/>
+        <w:ind w:left="170"/>
+      </w:pPr>
+      <w:r>
+        <w:rPr>
+          <w:rFonts w:ascii="맑은 고딕" w:hAnsi="맑은 고딕" w:eastAsia="맑은 고딕"/>
+          <w:b w:val="0"/>
+          <w:color w:val="9AA4B2"/>
+          <w:sz w:val="18"/>
+        </w:rPr>
+        <w:t xml:space="preserve"> </w:t>
+      </w:r>
+    </w:p>
+    <w:p>
+      <w:pPr>
+        <w:spacing w:before="0" w:after="0"/>
+        <w:ind w:left="170"/>
+      </w:pPr>
+      <w:r>
+        <w:rPr>
+          <w:rFonts w:ascii="맑은 고딕" w:hAnsi="맑은 고딕" w:eastAsia="맑은 고딕"/>
+          <w:b w:val="0"/>
+          <w:color w:val="9AA4B2"/>
+          <w:sz w:val="18"/>
+        </w:rPr>
+        <w:t>[2장] 제목 —</w:t>
+      </w:r>
+    </w:p>
+    <w:p>
+      <w:pPr>
+        <w:spacing w:before="0" w:after="0"/>
+        <w:ind w:left="170"/>
+      </w:pPr>
+      <w:r>
+        <w:rPr>
+          <w:rFonts w:ascii="맑은 고딕" w:hAnsi="맑은 고딕" w:eastAsia="맑은 고딕"/>
+          <w:b w:val="0"/>
+          <w:color w:val="9AA4B2"/>
+          <w:sz w:val="18"/>
+        </w:rPr>
+        <w:t xml:space="preserve"> · 말할 것 :</w:t>
+      </w:r>
+    </w:p>
+    <w:p>
+      <w:pPr>
+        <w:spacing w:before="0" w:after="0"/>
+        <w:ind w:left="170"/>
+      </w:pPr>
+      <w:r>
+        <w:rPr>
+          <w:rFonts w:ascii="맑은 고딕" w:hAnsi="맑은 고딕" w:eastAsia="맑은 고딕"/>
+          <w:b w:val="0"/>
+          <w:color w:val="9AA4B2"/>
+          <w:sz w:val="18"/>
+        </w:rPr>
+        <w:t xml:space="preserve"> </w:t>
+      </w:r>
+    </w:p>
+    <w:p>
+      <w:pPr>
+        <w:spacing w:before="0" w:after="0"/>
+        <w:ind w:left="170"/>
+      </w:pPr>
+      <w:r>
+        <w:rPr>
+          <w:rFonts w:ascii="맑은 고딕" w:hAnsi="맑은 고딕" w:eastAsia="맑은 고딕"/>
+          <w:b w:val="0"/>
+          <w:color w:val="9AA4B2"/>
+          <w:sz w:val="18"/>
+        </w:rPr>
+        <w:t>[3장] 제목 —</w:t>
+      </w:r>
+    </w:p>
+    <w:p>
+      <w:pPr>
+        <w:spacing w:before="0" w:after="0"/>
+        <w:ind w:left="170"/>
+      </w:pPr>
+      <w:r>
+        <w:rPr>
+          <w:rFonts w:ascii="맑은 고딕" w:hAnsi="맑은 고딕" w:eastAsia="맑은 고딕"/>
+          <w:b w:val="0"/>
+          <w:color w:val="9AA4B2"/>
+          <w:sz w:val="18"/>
+        </w:rPr>
+        <w:t xml:space="preserve"> · 말할 것 :</w:t>
+      </w:r>
+    </w:p>
+    <w:p>
+      <w:pPr>
+        <w:spacing w:before="0" w:after="0"/>
+        <w:ind w:left="170"/>
+      </w:pPr>
+      <w:r>
+        <w:rPr>
+          <w:rFonts w:ascii="맑은 고딕" w:hAnsi="맑은 고딕" w:eastAsia="맑은 고딕"/>
+          <w:b w:val="0"/>
+          <w:color w:val="9AA4B2"/>
+          <w:sz w:val="18"/>
+        </w:rPr>
+        <w:t xml:space="preserve"> </w:t>
+      </w:r>
+    </w:p>
+    <w:p>
+      <w:pPr>
+        <w:spacing w:before="0" w:after="0"/>
+        <w:ind w:left="170"/>
+      </w:pPr>
+      <w:r>
+        <w:rPr>
+          <w:rFonts w:ascii="맑은 고딕" w:hAnsi="맑은 고딕" w:eastAsia="맑은 고딕"/>
+          <w:b w:val="0"/>
+          <w:color w:val="9AA4B2"/>
+          <w:sz w:val="18"/>
+        </w:rPr>
+        <w:t>[마지막 장] 기억할 한 문장 —</w:t>
       </w:r>
     </w:p>
     <w:tbl>
@@ -5101,7 +5401,7 @@
       </w:tblGrid>
       <w:tr>
         <w:trPr>
-          <w:trHeight w:hRule="atLeast" w:val="3855"/>
+          <w:trHeight w:hRule="atLeast" w:val="2268"/>
         </w:trPr>
         <w:tc>
           <w:tcPr>
